--- a/wanzhouqizhi-09.26/6-过程管理/流程制度规范类文件/060108-配置管理制度.docx
+++ b/wanzhouqizhi-09.26/6-过程管理/流程制度规范类文件/060108-配置管理制度.docx
@@ -125,7 +125,7 @@
         <w:pStyle w:val="24"/>
         <w:bidi w:val="0"/>
       </w:pPr>
-      <w:bookmarkStart w:id="0" w:name="_Toc2503"/>
+      <w:bookmarkStart w:id="0" w:name="_Toc4817"/>
       <w:r>
         <w:rPr>
           <w:rFonts w:hint="eastAsia"/>
@@ -147,7 +147,7 @@
           <w:lang w:val="en-US"/>
         </w:rPr>
       </w:pPr>
-      <w:bookmarkStart w:id="1" w:name="_Toc26747"/>
+      <w:bookmarkStart w:id="1" w:name="_Toc8858"/>
       <w:r>
         <w:rPr>
           <w:rFonts w:hint="eastAsia"/>
@@ -1433,7 +1433,7 @@
               <w:rFonts w:hint="eastAsia" w:ascii="宋体" w:hAnsi="宋体" w:eastAsia="宋体" w:cs="宋体"/>
               <w:szCs w:val="24"/>
             </w:rPr>
-            <w:instrText xml:space="preserve"> HYPERLINK \l _Toc2503 </w:instrText>
+            <w:instrText xml:space="preserve"> HYPERLINK \l _Toc4817 </w:instrText>
           </w:r>
           <w:r>
             <w:rPr>
@@ -1459,7 +1459,7 @@
             <w:fldChar w:fldCharType="begin"/>
           </w:r>
           <w:r>
-            <w:instrText xml:space="preserve"> PAGEREF _Toc2503 \h </w:instrText>
+            <w:instrText xml:space="preserve"> PAGEREF _Toc4817 \h </w:instrText>
           </w:r>
           <w:r>
             <w:fldChar w:fldCharType="separate"/>
@@ -1497,7 +1497,7 @@
               <w:rFonts w:hint="eastAsia" w:ascii="宋体" w:hAnsi="宋体" w:eastAsia="宋体" w:cs="宋体"/>
               <w:szCs w:val="24"/>
             </w:rPr>
-            <w:instrText xml:space="preserve"> HYPERLINK \l _Toc26747 </w:instrText>
+            <w:instrText xml:space="preserve"> HYPERLINK \l _Toc8858 </w:instrText>
           </w:r>
           <w:r>
             <w:rPr>
@@ -1520,7 +1520,7 @@
             <w:fldChar w:fldCharType="begin"/>
           </w:r>
           <w:r>
-            <w:instrText xml:space="preserve"> PAGEREF _Toc26747 \h </w:instrText>
+            <w:instrText xml:space="preserve"> PAGEREF _Toc8858 \h </w:instrText>
           </w:r>
           <w:r>
             <w:fldChar w:fldCharType="separate"/>
@@ -1558,7 +1558,7 @@
               <w:rFonts w:hint="eastAsia" w:ascii="宋体" w:hAnsi="宋体" w:eastAsia="宋体" w:cs="宋体"/>
               <w:szCs w:val="24"/>
             </w:rPr>
-            <w:instrText xml:space="preserve"> HYPERLINK \l _Toc3075 </w:instrText>
+            <w:instrText xml:space="preserve"> HYPERLINK \l _Toc22640 </w:instrText>
           </w:r>
           <w:r>
             <w:rPr>
@@ -1583,7 +1583,7 @@
             <w:fldChar w:fldCharType="begin"/>
           </w:r>
           <w:r>
-            <w:instrText xml:space="preserve"> PAGEREF _Toc3075 \h </w:instrText>
+            <w:instrText xml:space="preserve"> PAGEREF _Toc22640 \h </w:instrText>
           </w:r>
           <w:r>
             <w:fldChar w:fldCharType="separate"/>
@@ -1621,7 +1621,7 @@
               <w:rFonts w:hint="eastAsia" w:ascii="宋体" w:hAnsi="宋体" w:eastAsia="宋体" w:cs="宋体"/>
               <w:szCs w:val="24"/>
             </w:rPr>
-            <w:instrText xml:space="preserve"> HYPERLINK \l _Toc27955 </w:instrText>
+            <w:instrText xml:space="preserve"> HYPERLINK \l _Toc10253 </w:instrText>
           </w:r>
           <w:r>
             <w:rPr>
@@ -1651,7 +1651,7 @@
             <w:fldChar w:fldCharType="begin"/>
           </w:r>
           <w:r>
-            <w:instrText xml:space="preserve"> PAGEREF _Toc27955 \h </w:instrText>
+            <w:instrText xml:space="preserve"> PAGEREF _Toc10253 \h </w:instrText>
           </w:r>
           <w:r>
             <w:fldChar w:fldCharType="separate"/>
@@ -1689,7 +1689,7 @@
               <w:rFonts w:hint="eastAsia" w:ascii="宋体" w:hAnsi="宋体" w:eastAsia="宋体" w:cs="宋体"/>
               <w:szCs w:val="24"/>
             </w:rPr>
-            <w:instrText xml:space="preserve"> HYPERLINK \l _Toc1595 </w:instrText>
+            <w:instrText xml:space="preserve"> HYPERLINK \l _Toc17354 </w:instrText>
           </w:r>
           <w:r>
             <w:rPr>
@@ -1721,7 +1721,7 @@
             <w:fldChar w:fldCharType="begin"/>
           </w:r>
           <w:r>
-            <w:instrText xml:space="preserve"> PAGEREF _Toc1595 \h </w:instrText>
+            <w:instrText xml:space="preserve"> PAGEREF _Toc17354 \h </w:instrText>
           </w:r>
           <w:r>
             <w:fldChar w:fldCharType="separate"/>
@@ -1759,7 +1759,7 @@
               <w:rFonts w:hint="eastAsia" w:ascii="宋体" w:hAnsi="宋体" w:eastAsia="宋体" w:cs="宋体"/>
               <w:szCs w:val="24"/>
             </w:rPr>
-            <w:instrText xml:space="preserve"> HYPERLINK \l _Toc25990 </w:instrText>
+            <w:instrText xml:space="preserve"> HYPERLINK \l _Toc30473 </w:instrText>
           </w:r>
           <w:r>
             <w:rPr>
@@ -1789,7 +1789,7 @@
             <w:fldChar w:fldCharType="begin"/>
           </w:r>
           <w:r>
-            <w:instrText xml:space="preserve"> PAGEREF _Toc25990 \h </w:instrText>
+            <w:instrText xml:space="preserve"> PAGEREF _Toc30473 \h </w:instrText>
           </w:r>
           <w:r>
             <w:fldChar w:fldCharType="separate"/>
@@ -1827,7 +1827,7 @@
               <w:rFonts w:hint="eastAsia" w:ascii="宋体" w:hAnsi="宋体" w:eastAsia="宋体" w:cs="宋体"/>
               <w:szCs w:val="24"/>
             </w:rPr>
-            <w:instrText xml:space="preserve"> HYPERLINK \l _Toc26611 </w:instrText>
+            <w:instrText xml:space="preserve"> HYPERLINK \l _Toc5981 </w:instrText>
           </w:r>
           <w:r>
             <w:rPr>
@@ -1857,7 +1857,7 @@
             <w:fldChar w:fldCharType="begin"/>
           </w:r>
           <w:r>
-            <w:instrText xml:space="preserve"> PAGEREF _Toc26611 \h </w:instrText>
+            <w:instrText xml:space="preserve"> PAGEREF _Toc5981 \h </w:instrText>
           </w:r>
           <w:r>
             <w:fldChar w:fldCharType="separate"/>
@@ -1895,7 +1895,7 @@
               <w:rFonts w:hint="eastAsia" w:ascii="宋体" w:hAnsi="宋体" w:eastAsia="宋体" w:cs="宋体"/>
               <w:szCs w:val="24"/>
             </w:rPr>
-            <w:instrText xml:space="preserve"> HYPERLINK \l _Toc24949 </w:instrText>
+            <w:instrText xml:space="preserve"> HYPERLINK \l _Toc24537 </w:instrText>
           </w:r>
           <w:r>
             <w:rPr>
@@ -1925,7 +1925,7 @@
             <w:fldChar w:fldCharType="begin"/>
           </w:r>
           <w:r>
-            <w:instrText xml:space="preserve"> PAGEREF _Toc24949 \h </w:instrText>
+            <w:instrText xml:space="preserve"> PAGEREF _Toc24537 \h </w:instrText>
           </w:r>
           <w:r>
             <w:fldChar w:fldCharType="separate"/>
@@ -1963,7 +1963,7 @@
               <w:rFonts w:hint="eastAsia" w:ascii="宋体" w:hAnsi="宋体" w:eastAsia="宋体" w:cs="宋体"/>
               <w:szCs w:val="24"/>
             </w:rPr>
-            <w:instrText xml:space="preserve"> HYPERLINK \l _Toc3457 </w:instrText>
+            <w:instrText xml:space="preserve"> HYPERLINK \l _Toc17130 </w:instrText>
           </w:r>
           <w:r>
             <w:rPr>
@@ -1993,7 +1993,7 @@
             <w:fldChar w:fldCharType="begin"/>
           </w:r>
           <w:r>
-            <w:instrText xml:space="preserve"> PAGEREF _Toc3457 \h </w:instrText>
+            <w:instrText xml:space="preserve"> PAGEREF _Toc17130 \h </w:instrText>
           </w:r>
           <w:r>
             <w:fldChar w:fldCharType="separate"/>
@@ -2031,7 +2031,7 @@
               <w:rFonts w:hint="eastAsia" w:ascii="宋体" w:hAnsi="宋体" w:eastAsia="宋体" w:cs="宋体"/>
               <w:szCs w:val="24"/>
             </w:rPr>
-            <w:instrText xml:space="preserve"> HYPERLINK \l _Toc11991 </w:instrText>
+            <w:instrText xml:space="preserve"> HYPERLINK \l _Toc31067 </w:instrText>
           </w:r>
           <w:r>
             <w:rPr>
@@ -2061,7 +2061,7 @@
             <w:fldChar w:fldCharType="begin"/>
           </w:r>
           <w:r>
-            <w:instrText xml:space="preserve"> PAGEREF _Toc11991 \h </w:instrText>
+            <w:instrText xml:space="preserve"> PAGEREF _Toc31067 \h </w:instrText>
           </w:r>
           <w:r>
             <w:fldChar w:fldCharType="separate"/>
@@ -2099,7 +2099,7 @@
               <w:rFonts w:hint="eastAsia" w:ascii="宋体" w:hAnsi="宋体" w:eastAsia="宋体" w:cs="宋体"/>
               <w:szCs w:val="24"/>
             </w:rPr>
-            <w:instrText xml:space="preserve"> HYPERLINK \l _Toc19671 </w:instrText>
+            <w:instrText xml:space="preserve"> HYPERLINK \l _Toc14217 </w:instrText>
           </w:r>
           <w:r>
             <w:rPr>
@@ -2121,7 +2121,7 @@
             <w:fldChar w:fldCharType="begin"/>
           </w:r>
           <w:r>
-            <w:instrText xml:space="preserve"> PAGEREF _Toc19671 \h </w:instrText>
+            <w:instrText xml:space="preserve"> PAGEREF _Toc14217 \h </w:instrText>
           </w:r>
           <w:r>
             <w:fldChar w:fldCharType="separate"/>
@@ -2159,7 +2159,7 @@
               <w:rFonts w:hint="eastAsia" w:ascii="宋体" w:hAnsi="宋体" w:eastAsia="宋体" w:cs="宋体"/>
               <w:szCs w:val="24"/>
             </w:rPr>
-            <w:instrText xml:space="preserve"> HYPERLINK \l _Toc21886 </w:instrText>
+            <w:instrText xml:space="preserve"> HYPERLINK \l _Toc5935 </w:instrText>
           </w:r>
           <w:r>
             <w:rPr>
@@ -2181,7 +2181,7 @@
             <w:fldChar w:fldCharType="begin"/>
           </w:r>
           <w:r>
-            <w:instrText xml:space="preserve"> PAGEREF _Toc21886 \h </w:instrText>
+            <w:instrText xml:space="preserve"> PAGEREF _Toc5935 \h </w:instrText>
           </w:r>
           <w:r>
             <w:fldChar w:fldCharType="separate"/>
@@ -2219,7 +2219,7 @@
               <w:rFonts w:hint="eastAsia" w:ascii="宋体" w:hAnsi="宋体" w:eastAsia="宋体" w:cs="宋体"/>
               <w:szCs w:val="24"/>
             </w:rPr>
-            <w:instrText xml:space="preserve"> HYPERLINK \l _Toc6528 </w:instrText>
+            <w:instrText xml:space="preserve"> HYPERLINK \l _Toc11676 </w:instrText>
           </w:r>
           <w:r>
             <w:rPr>
@@ -2241,7 +2241,7 @@
             <w:fldChar w:fldCharType="begin"/>
           </w:r>
           <w:r>
-            <w:instrText xml:space="preserve"> PAGEREF _Toc6528 \h </w:instrText>
+            <w:instrText xml:space="preserve"> PAGEREF _Toc11676 \h </w:instrText>
           </w:r>
           <w:r>
             <w:fldChar w:fldCharType="separate"/>
@@ -2279,7 +2279,7 @@
               <w:rFonts w:hint="eastAsia" w:ascii="宋体" w:hAnsi="宋体" w:eastAsia="宋体" w:cs="宋体"/>
               <w:szCs w:val="24"/>
             </w:rPr>
-            <w:instrText xml:space="preserve"> HYPERLINK \l _Toc25032 </w:instrText>
+            <w:instrText xml:space="preserve"> HYPERLINK \l _Toc32361 </w:instrText>
           </w:r>
           <w:r>
             <w:rPr>
@@ -2301,7 +2301,7 @@
             <w:fldChar w:fldCharType="begin"/>
           </w:r>
           <w:r>
-            <w:instrText xml:space="preserve"> PAGEREF _Toc25032 \h </w:instrText>
+            <w:instrText xml:space="preserve"> PAGEREF _Toc32361 \h </w:instrText>
           </w:r>
           <w:r>
             <w:fldChar w:fldCharType="separate"/>
@@ -2339,7 +2339,7 @@
               <w:rFonts w:hint="eastAsia" w:ascii="宋体" w:hAnsi="宋体" w:eastAsia="宋体" w:cs="宋体"/>
               <w:szCs w:val="24"/>
             </w:rPr>
-            <w:instrText xml:space="preserve"> HYPERLINK \l _Toc372 </w:instrText>
+            <w:instrText xml:space="preserve"> HYPERLINK \l _Toc29499 </w:instrText>
           </w:r>
           <w:r>
             <w:rPr>
@@ -2361,7 +2361,7 @@
             <w:fldChar w:fldCharType="begin"/>
           </w:r>
           <w:r>
-            <w:instrText xml:space="preserve"> PAGEREF _Toc372 \h </w:instrText>
+            <w:instrText xml:space="preserve"> PAGEREF _Toc29499 \h </w:instrText>
           </w:r>
           <w:r>
             <w:fldChar w:fldCharType="separate"/>
@@ -2399,7 +2399,7 @@
               <w:rFonts w:hint="eastAsia" w:ascii="宋体" w:hAnsi="宋体" w:eastAsia="宋体" w:cs="宋体"/>
               <w:szCs w:val="24"/>
             </w:rPr>
-            <w:instrText xml:space="preserve"> HYPERLINK \l _Toc22676 </w:instrText>
+            <w:instrText xml:space="preserve"> HYPERLINK \l _Toc13512 </w:instrText>
           </w:r>
           <w:r>
             <w:rPr>
@@ -2421,7 +2421,7 @@
             <w:fldChar w:fldCharType="begin"/>
           </w:r>
           <w:r>
-            <w:instrText xml:space="preserve"> PAGEREF _Toc22676 \h </w:instrText>
+            <w:instrText xml:space="preserve"> PAGEREF _Toc13512 \h </w:instrText>
           </w:r>
           <w:r>
             <w:fldChar w:fldCharType="separate"/>
@@ -2459,7 +2459,7 @@
               <w:rFonts w:hint="eastAsia" w:ascii="宋体" w:hAnsi="宋体" w:eastAsia="宋体" w:cs="宋体"/>
               <w:szCs w:val="24"/>
             </w:rPr>
-            <w:instrText xml:space="preserve"> HYPERLINK \l _Toc4538 </w:instrText>
+            <w:instrText xml:space="preserve"> HYPERLINK \l _Toc20230 </w:instrText>
           </w:r>
           <w:r>
             <w:rPr>
@@ -2484,7 +2484,7 @@
             <w:fldChar w:fldCharType="begin"/>
           </w:r>
           <w:r>
-            <w:instrText xml:space="preserve"> PAGEREF _Toc4538 \h </w:instrText>
+            <w:instrText xml:space="preserve"> PAGEREF _Toc20230 \h </w:instrText>
           </w:r>
           <w:r>
             <w:fldChar w:fldCharType="separate"/>
@@ -2522,7 +2522,7 @@
               <w:rFonts w:hint="eastAsia" w:ascii="宋体" w:hAnsi="宋体" w:eastAsia="宋体" w:cs="宋体"/>
               <w:szCs w:val="24"/>
             </w:rPr>
-            <w:instrText xml:space="preserve"> HYPERLINK \l _Toc18408 </w:instrText>
+            <w:instrText xml:space="preserve"> HYPERLINK \l _Toc26310 </w:instrText>
           </w:r>
           <w:r>
             <w:rPr>
@@ -2552,7 +2552,7 @@
             <w:fldChar w:fldCharType="begin"/>
           </w:r>
           <w:r>
-            <w:instrText xml:space="preserve"> PAGEREF _Toc18408 \h </w:instrText>
+            <w:instrText xml:space="preserve"> PAGEREF _Toc26310 \h </w:instrText>
           </w:r>
           <w:r>
             <w:fldChar w:fldCharType="separate"/>
@@ -2590,7 +2590,7 @@
               <w:rFonts w:hint="eastAsia" w:ascii="宋体" w:hAnsi="宋体" w:eastAsia="宋体" w:cs="宋体"/>
               <w:szCs w:val="24"/>
             </w:rPr>
-            <w:instrText xml:space="preserve"> HYPERLINK \l _Toc26864 </w:instrText>
+            <w:instrText xml:space="preserve"> HYPERLINK \l _Toc8838 </w:instrText>
           </w:r>
           <w:r>
             <w:rPr>
@@ -2620,7 +2620,7 @@
             <w:fldChar w:fldCharType="begin"/>
           </w:r>
           <w:r>
-            <w:instrText xml:space="preserve"> PAGEREF _Toc26864 \h </w:instrText>
+            <w:instrText xml:space="preserve"> PAGEREF _Toc8838 \h </w:instrText>
           </w:r>
           <w:r>
             <w:fldChar w:fldCharType="separate"/>
@@ -2658,7 +2658,7 @@
               <w:rFonts w:hint="eastAsia" w:ascii="宋体" w:hAnsi="宋体" w:eastAsia="宋体" w:cs="宋体"/>
               <w:szCs w:val="24"/>
             </w:rPr>
-            <w:instrText xml:space="preserve"> HYPERLINK \l _Toc16850 </w:instrText>
+            <w:instrText xml:space="preserve"> HYPERLINK \l _Toc761 </w:instrText>
           </w:r>
           <w:r>
             <w:rPr>
@@ -2688,7 +2688,7 @@
             <w:fldChar w:fldCharType="begin"/>
           </w:r>
           <w:r>
-            <w:instrText xml:space="preserve"> PAGEREF _Toc16850 \h </w:instrText>
+            <w:instrText xml:space="preserve"> PAGEREF _Toc761 \h </w:instrText>
           </w:r>
           <w:r>
             <w:fldChar w:fldCharType="separate"/>
@@ -2760,7 +2760,7 @@
         <w:pStyle w:val="28"/>
         <w:bidi w:val="0"/>
       </w:pPr>
-      <w:bookmarkStart w:id="2" w:name="_Toc3075"/>
+      <w:bookmarkStart w:id="2" w:name="_Toc22640"/>
       <w:r>
         <w:t>目的</w:t>
       </w:r>
@@ -2792,8 +2792,6 @@
         </w:rPr>
         <w:t>，</w:t>
       </w:r>
-      <w:bookmarkStart w:id="24" w:name="_GoBack"/>
-      <w:bookmarkEnd w:id="24"/>
       <w:r>
         <w:rPr>
           <w:rFonts w:hint="eastAsia"/>
@@ -2811,7 +2809,7 @@
           <w:lang w:val="en-US" w:eastAsia="zh-CN"/>
         </w:rPr>
       </w:pPr>
-      <w:bookmarkStart w:id="3" w:name="_Toc27955"/>
+      <w:bookmarkStart w:id="3" w:name="_Toc10253"/>
       <w:r>
         <w:rPr>
           <w:rFonts w:hint="eastAsia"/>
@@ -2900,7 +2898,7 @@
         <w:pStyle w:val="28"/>
         <w:bidi w:val="0"/>
       </w:pPr>
-      <w:bookmarkStart w:id="4" w:name="_Toc1595"/>
+      <w:bookmarkStart w:id="4" w:name="_Toc17354"/>
       <w:r>
         <w:rPr>
           <w:rFonts w:hint="eastAsia"/>
@@ -3112,7 +3110,7 @@
           <w:lang w:val="en-US" w:eastAsia="zh-CN"/>
         </w:rPr>
       </w:pPr>
-      <w:bookmarkStart w:id="5" w:name="_Toc25990"/>
+      <w:bookmarkStart w:id="5" w:name="_Toc30473"/>
       <w:r>
         <w:rPr>
           <w:rFonts w:hint="eastAsia"/>
@@ -3131,7 +3129,7 @@
           <w:lang w:val="en-US" w:eastAsia="zh-CN"/>
         </w:rPr>
       </w:pPr>
-      <w:bookmarkStart w:id="6" w:name="_Toc26611"/>
+      <w:bookmarkStart w:id="6" w:name="_Toc5981"/>
       <w:r>
         <w:rPr>
           <w:rFonts w:hint="eastAsia"/>
@@ -3189,7 +3187,7 @@
           <w:lang w:val="en-US" w:eastAsia="zh-CN"/>
         </w:rPr>
       </w:pPr>
-      <w:bookmarkStart w:id="7" w:name="_Toc24949"/>
+      <w:bookmarkStart w:id="7" w:name="_Toc24537"/>
       <w:r>
         <w:rPr>
           <w:rFonts w:hint="eastAsia"/>
@@ -3261,7 +3259,7 @@
           <w:lang w:val="en-US" w:eastAsia="zh-CN"/>
         </w:rPr>
       </w:pPr>
-      <w:bookmarkStart w:id="8" w:name="_Toc3457"/>
+      <w:bookmarkStart w:id="8" w:name="_Toc17130"/>
       <w:r>
         <w:rPr>
           <w:rFonts w:hint="eastAsia"/>
@@ -3396,13 +3394,14 @@
           <w:lang w:val="en-US" w:eastAsia="zh-CN"/>
         </w:rPr>
       </w:pPr>
+      <w:bookmarkStart w:id="24" w:name="_GoBack"/>
       <w:r>
         <w:rPr>
           <w:rFonts w:hint="default"/>
           <w:lang w:val="en-US" w:eastAsia="zh-CN"/>
         </w:rPr>
         <w:object>
-          <v:shape id="_x0000_i1025" o:spt="75" type="#_x0000_t75" style="height:318.75pt;width:399.45pt;" o:ole="t" filled="f" o:preferrelative="t" stroked="f" coordsize="21600,21600">
+          <v:shape id="_x0000_i1025" o:spt="75" alt="" type="#_x0000_t75" style="height:318.75pt;width:399.45pt;" o:ole="t" filled="f" o:preferrelative="t" stroked="f" coordsize="21600,21600">
             <v:path/>
             <v:fill on="f" focussize="0,0"/>
             <v:stroke on="f"/>
@@ -3416,6 +3415,7 @@
           </o:OLEObject>
         </w:object>
       </w:r>
+      <w:bookmarkEnd w:id="24"/>
     </w:p>
     <w:p>
       <w:pPr>
@@ -3426,7 +3426,7 @@
           <w:lang w:val="en-US" w:eastAsia="zh-CN"/>
         </w:rPr>
       </w:pPr>
-      <w:bookmarkStart w:id="9" w:name="_Toc11991"/>
+      <w:bookmarkStart w:id="9" w:name="_Toc31067"/>
       <w:r>
         <w:rPr>
           <w:rFonts w:hint="eastAsia"/>
@@ -3444,7 +3444,7 @@
           <w:rFonts w:hint="default"/>
         </w:rPr>
       </w:pPr>
-      <w:bookmarkStart w:id="10" w:name="_Toc19671"/>
+      <w:bookmarkStart w:id="10" w:name="_Toc14217"/>
       <w:r>
         <w:rPr>
           <w:rFonts w:hint="default"/>
@@ -3480,7 +3480,7 @@
           <w:rFonts w:hint="default"/>
         </w:rPr>
       </w:pPr>
-      <w:bookmarkStart w:id="11" w:name="_Toc21886"/>
+      <w:bookmarkStart w:id="11" w:name="_Toc5935"/>
       <w:r>
         <w:rPr>
           <w:rFonts w:hint="default"/>
@@ -3512,7 +3512,7 @@
           <w:rFonts w:hint="default"/>
         </w:rPr>
       </w:pPr>
-      <w:bookmarkStart w:id="12" w:name="_Toc6528"/>
+      <w:bookmarkStart w:id="12" w:name="_Toc11676"/>
       <w:r>
         <w:rPr>
           <w:rFonts w:hint="default"/>
@@ -3551,7 +3551,7 @@
           <w:rFonts w:hint="default"/>
         </w:rPr>
       </w:pPr>
-      <w:bookmarkStart w:id="13" w:name="_Toc25032"/>
+      <w:bookmarkStart w:id="13" w:name="_Toc32361"/>
       <w:r>
         <w:rPr>
           <w:rFonts w:hint="default"/>
@@ -3610,7 +3610,7 @@
           <w:rFonts w:hint="default"/>
         </w:rPr>
       </w:pPr>
-      <w:bookmarkStart w:id="14" w:name="_Toc372"/>
+      <w:bookmarkStart w:id="14" w:name="_Toc29499"/>
       <w:r>
         <w:rPr>
           <w:rFonts w:hint="default"/>
@@ -3688,7 +3688,7 @@
           <w:rFonts w:hint="default"/>
         </w:rPr>
       </w:pPr>
-      <w:bookmarkStart w:id="15" w:name="_Toc22676"/>
+      <w:bookmarkStart w:id="15" w:name="_Toc13512"/>
       <w:r>
         <w:rPr>
           <w:rFonts w:hint="default"/>
@@ -3749,7 +3749,7 @@
         <w:bidi w:val="0"/>
       </w:pPr>
       <w:bookmarkStart w:id="16" w:name="_Toc6088"/>
-      <w:bookmarkStart w:id="17" w:name="_Toc4538"/>
+      <w:bookmarkStart w:id="17" w:name="_Toc20230"/>
       <w:r>
         <w:t>考核指标</w:t>
       </w:r>
@@ -3793,6 +3793,12 @@
             <w:insideH w:val="single" w:color="auto" w:sz="4" w:space="0"/>
             <w:insideV w:val="single" w:color="auto" w:sz="4" w:space="0"/>
           </w:tblBorders>
+          <w:tblCellMar>
+            <w:top w:w="0" w:type="dxa"/>
+            <w:left w:w="108" w:type="dxa"/>
+            <w:bottom w:w="0" w:type="dxa"/>
+            <w:right w:w="108" w:type="dxa"/>
+          </w:tblCellMar>
         </w:tblPrEx>
         <w:tc>
           <w:tcPr>
@@ -4229,7 +4235,7 @@
       <w:bookmarkStart w:id="18" w:name="bookmark3"/>
       <w:bookmarkEnd w:id="18"/>
       <w:bookmarkStart w:id="19" w:name="_Toc17424"/>
-      <w:bookmarkStart w:id="20" w:name="_Toc18408"/>
+      <w:bookmarkStart w:id="20" w:name="_Toc26310"/>
       <w:r>
         <w:rPr>
           <w:rStyle w:val="38"/>
@@ -4356,7 +4362,7 @@
       </w:pPr>
       <w:bookmarkStart w:id="21" w:name="bookmark14"/>
       <w:bookmarkEnd w:id="21"/>
-      <w:bookmarkStart w:id="22" w:name="_Toc26864"/>
+      <w:bookmarkStart w:id="22" w:name="_Toc8838"/>
       <w:r>
         <w:rPr>
           <w:rFonts w:hint="eastAsia"/>
@@ -4394,7 +4400,7 @@
           <w:lang w:val="en-US" w:eastAsia="zh-CN"/>
         </w:rPr>
       </w:pPr>
-      <w:bookmarkStart w:id="23" w:name="_Toc16850"/>
+      <w:bookmarkStart w:id="23" w:name="_Toc761"/>
       <w:r>
         <w:rPr>
           <w:rFonts w:hint="eastAsia"/>
